--- a/LinuxProgrammingAssignment/Project/C_Programing_Language_&_Linux_Assignment_Report.docx
+++ b/LinuxProgrammingAssignment/Project/C_Programing_Language_&_Linux_Assignment_Report.docx
@@ -43001,7 +43001,25 @@
         <w:rPr>
           <w:rFonts w:cs="Segoe UI"/>
         </w:rPr>
-        <w:t>Jitter: very small (~1–2%)</w:t>
+        <w:t xml:space="preserve">Jitter: </w:t>
+      </w:r>
+      <w:r>
+        <w:rPr>
+          <w:rFonts w:cs="Segoe UI"/>
+        </w:rPr>
+        <w:t xml:space="preserve">small on average (~1.5% std dev), but worst-case outliers reach </w:t>
+      </w:r>
+      <w:r>
+        <w:rPr>
+          <w:rFonts w:cs="Segoe UI"/>
+        </w:rPr>
+        <w:t>±15%</w:t>
+      </w:r>
+      <w:r>
+        <w:rPr>
+          <w:rFonts w:cs="Segoe UI"/>
+        </w:rPr>
+        <w:t xml:space="preserve"> (min 850 us, max 1150us).</w:t>
       </w:r>
     </w:p>
     <w:p>
@@ -43017,6 +43035,28 @@
         <w:rPr>
           <w:rFonts w:cs="Segoe UI"/>
         </w:rPr>
+        <w:t>Distribution: narrow and centered near 1.0 ms</w:t>
+      </w:r>
+      <w:r>
+        <w:rPr>
+          <w:rFonts w:cs="Segoe UI"/>
+        </w:rPr>
+        <w:t>.</w:t>
+      </w:r>
+    </w:p>
+    <w:p>
+      <w:pPr>
+        <w:pStyle w:val="ListParagraph"/>
+        <w:numPr>
+          <w:ilvl w:val="1"/>
+          <w:numId w:val="84"/>
+        </w:numPr>
+        <w:spacing w:after="200" w:line="276" w:lineRule="auto"/>
+      </w:pPr>
+      <w:r>
+        <w:rPr>
+          <w:rFonts w:cs="Segoe UI"/>
+        </w:rPr>
         <w:t>Conclusion:</w:t>
       </w:r>
     </w:p>
@@ -43054,6 +43094,31 @@
         </w:rPr>
         <w:t>High-resolution timers are effective at this scale</w:t>
       </w:r>
+      <w:r>
+        <w:rPr>
+          <w:rFonts w:cs="Segoe UI"/>
+        </w:rPr>
+        <w:t xml:space="preserve"> – mean error only 0.007%</w:t>
+      </w:r>
+    </w:p>
+    <w:p>
+      <w:pPr>
+        <w:pStyle w:val="ListParagraph"/>
+        <w:numPr>
+          <w:ilvl w:val="2"/>
+          <w:numId w:val="84"/>
+        </w:numPr>
+        <w:spacing w:after="200" w:line="276" w:lineRule="auto"/>
+        <w:rPr>
+          <w:rFonts w:asciiTheme="minorHAnsi" w:hAnsiTheme="minorHAnsi"/>
+        </w:rPr>
+      </w:pPr>
+      <w:r>
+        <w:rPr>
+          <w:rFonts w:cs="Segoe UI"/>
+        </w:rPr>
+        <w:t>Most samples fall within 0.98 ms to 1.02 ms, confirming consistent timer delivery.</w:t>
+      </w:r>
     </w:p>
     <w:p>
       <w:pPr>
@@ -43076,6 +43141,7 @@
           <w:bCs/>
           <w:noProof/>
         </w:rPr>
+        <w:lastRenderedPageBreak/>
         <w:drawing>
           <wp:anchor distT="0" distB="0" distL="114300" distR="114300" simplePos="0" relativeHeight="251678720" behindDoc="0" locked="0" layoutInCell="1" allowOverlap="1" wp14:anchorId="7F20CCB0" wp14:editId="285972DA">
             <wp:simplePos x="0" y="0"/>
@@ -43176,6 +43242,12 @@
         </w:rPr>
         <w:t xml:space="preserve"> us</w:t>
       </w:r>
+      <w:r>
+        <w:rPr>
+          <w:rFonts w:cs="Segoe UI"/>
+        </w:rPr>
+        <w:t>, significantly above target of 100 us.</w:t>
+      </w:r>
     </w:p>
     <w:p>
       <w:pPr>
@@ -43193,19 +43265,19 @@
         <w:rPr>
           <w:rFonts w:cs="Segoe UI"/>
         </w:rPr>
-        <w:t>Jitter increases significantly (up to ~</w:t>
-      </w:r>
-      <w:r>
-        <w:rPr>
-          <w:rFonts w:cs="Segoe UI"/>
-        </w:rPr>
-        <w:t>130</w:t>
-      </w:r>
-      <w:r>
-        <w:rPr>
-          <w:rFonts w:cs="Segoe UI"/>
-        </w:rPr>
-        <w:t xml:space="preserve"> us)</w:t>
+        <w:t>Jitter</w:t>
+      </w:r>
+      <w:r>
+        <w:rPr>
+          <w:rFonts w:cs="Segoe UI"/>
+        </w:rPr>
+        <w:t xml:space="preserve">: </w:t>
+      </w:r>
+      <w:r>
+        <w:rPr>
+          <w:rFonts w:cs="Segoe UI"/>
+        </w:rPr>
+        <w:t>~2.5 % std dev = 3067 ns, worst-case outliners reach (min 72 us, max 130 us).\</w:t>
       </w:r>
     </w:p>
     <w:p>
@@ -43224,6 +43296,25 @@
         <w:rPr>
           <w:rFonts w:cs="Segoe UI"/>
         </w:rPr>
+        <w:t>Distribution: wide and shifted right form target =&gt; consistently runs late.</w:t>
+      </w:r>
+    </w:p>
+    <w:p>
+      <w:pPr>
+        <w:pStyle w:val="ListParagraph"/>
+        <w:numPr>
+          <w:ilvl w:val="1"/>
+          <w:numId w:val="84"/>
+        </w:numPr>
+        <w:spacing w:after="200" w:line="276" w:lineRule="auto"/>
+        <w:rPr>
+          <w:rFonts w:cs="Segoe UI"/>
+        </w:rPr>
+      </w:pPr>
+      <w:r>
+        <w:rPr>
+          <w:rFonts w:cs="Segoe UI"/>
+        </w:rPr>
         <w:t>Analysis:</w:t>
       </w:r>
     </w:p>
@@ -43243,13 +43334,31 @@
         <w:rPr>
           <w:rFonts w:cs="Segoe UI"/>
         </w:rPr>
-        <w:t>Scheduler latency (~10–100 us</w:t>
-      </w:r>
-      <w:r>
-        <w:rPr>
-          <w:rFonts w:cs="Segoe UI"/>
-        </w:rPr>
-        <w:t xml:space="preserve"> - </w:t>
+        <w:t>Scheduler latency (</w:t>
+      </w:r>
+      <w:r>
+        <w:rPr>
+          <w:rFonts w:cs="Segoe UI"/>
+        </w:rPr>
+        <w:t>mean error of +24.139 %</w:t>
+      </w:r>
+      <w:r>
+        <w:rPr>
+          <w:rFonts w:cs="Segoe UI"/>
+        </w:rPr>
+        <w:t xml:space="preserve"> </w:t>
+      </w:r>
+      <w:r>
+        <w:rPr>
+          <w:rFonts w:cs="Segoe UI"/>
+        </w:rPr>
+        <w:t>-</w:t>
+      </w:r>
+      <w:r>
+        <w:rPr>
+          <w:rFonts w:cs="Segoe UI"/>
+        </w:rPr>
+        <w:t xml:space="preserve"> </w:t>
       </w:r>
       <w:r>
         <w:rPr>
@@ -43445,6 +43554,12 @@
         </w:rPr>
         <w:t xml:space="preserve"> us</w:t>
       </w:r>
+      <w:r>
+        <w:rPr>
+          <w:rFonts w:cs="Segoe UI"/>
+        </w:rPr>
+        <w:t xml:space="preserve"> .</w:t>
+      </w:r>
     </w:p>
     <w:p>
       <w:pPr>
@@ -43464,6 +43579,12 @@
         </w:rPr>
         <w:t>No longer follows configured period</w:t>
       </w:r>
+      <w:r>
+        <w:rPr>
+          <w:rFonts w:cs="Segoe UI"/>
+        </w:rPr>
+        <w:t xml:space="preserve"> – mean error of +1205.670%.</w:t>
+      </w:r>
     </w:p>
     <w:p>
       <w:pPr>
@@ -43481,6 +43602,44 @@
         <w:rPr>
           <w:rFonts w:cs="Segoe UI"/>
         </w:rPr>
+        <w:t>Jitter: std dev = 15003 ns, worst-case outliners reach (min 31us, max 208 us).</w:t>
+      </w:r>
+    </w:p>
+    <w:p>
+      <w:pPr>
+        <w:pStyle w:val="ListParagraph"/>
+        <w:numPr>
+          <w:ilvl w:val="1"/>
+          <w:numId w:val="84"/>
+        </w:numPr>
+        <w:spacing w:after="200" w:line="276" w:lineRule="auto"/>
+        <w:rPr>
+          <w:rFonts w:cs="Segoe UI"/>
+        </w:rPr>
+      </w:pPr>
+      <w:r>
+        <w:rPr>
+          <w:rFonts w:cs="Segoe UI"/>
+        </w:rPr>
+        <w:t>Distribution: wide and heavily shifted right from target – completely misses 10 us target.</w:t>
+      </w:r>
+    </w:p>
+    <w:p>
+      <w:pPr>
+        <w:pStyle w:val="ListParagraph"/>
+        <w:numPr>
+          <w:ilvl w:val="1"/>
+          <w:numId w:val="84"/>
+        </w:numPr>
+        <w:spacing w:after="200" w:line="276" w:lineRule="auto"/>
+        <w:rPr>
+          <w:rFonts w:cs="Segoe UI"/>
+        </w:rPr>
+      </w:pPr>
+      <w:r>
+        <w:rPr>
+          <w:rFonts w:cs="Segoe UI"/>
+        </w:rPr>
         <w:t>Analysis:</w:t>
       </w:r>
     </w:p>
@@ -43500,7 +43659,14 @@
         <w:rPr>
           <w:rFonts w:cs="Segoe UI"/>
         </w:rPr>
+        <w:lastRenderedPageBreak/>
         <w:t>Requested period &lt; scheduler latency</w:t>
+      </w:r>
+      <w:r>
+        <w:rPr>
+          <w:rFonts w:cs="Segoe UI"/>
+        </w:rPr>
+        <w:t>.</w:t>
       </w:r>
     </w:p>
     <w:p>
@@ -43521,6 +43687,12 @@
         </w:rPr>
         <w:t>Thread cannot wake up fast enough</w:t>
       </w:r>
+      <w:r>
+        <w:rPr>
+          <w:rFonts w:cs="Segoe UI"/>
+        </w:rPr>
+        <w:t>.</w:t>
+      </w:r>
     </w:p>
     <w:p>
       <w:pPr>
@@ -43558,6 +43730,12 @@
           <w:rFonts w:cs="Segoe UI"/>
         </w:rPr>
         <w:t>Microsecond-level scheduling is not achievable in user-space</w:t>
+      </w:r>
+      <w:r>
+        <w:rPr>
+          <w:rFonts w:cs="Segoe UI"/>
+        </w:rPr>
+        <w:t>.</w:t>
       </w:r>
     </w:p>
     <w:p>
@@ -43675,6 +43853,12 @@
         </w:rPr>
         <w:t xml:space="preserve"> us</w:t>
       </w:r>
+      <w:r>
+        <w:rPr>
+          <w:rFonts w:cs="Segoe UI"/>
+        </w:rPr>
+        <w:t>.</w:t>
+      </w:r>
     </w:p>
     <w:p>
       <w:pPr>
@@ -43692,7 +43876,7 @@
         <w:rPr>
           <w:rFonts w:cs="Segoe UI"/>
         </w:rPr>
-        <w:t>Completely decoupled from requested period</w:t>
+        <w:t>No longer follows configured period – mean error of +13009.229%.</w:t>
       </w:r>
     </w:p>
     <w:p>
@@ -43711,6 +43895,56 @@
         <w:rPr>
           <w:rFonts w:cs="Segoe UI"/>
         </w:rPr>
+        <w:t>Jitter: std dev = 14294 ns, worst-case outliers reach (min 0 ns, max 200us).</w:t>
+      </w:r>
+    </w:p>
+    <w:p>
+      <w:pPr>
+        <w:pStyle w:val="ListParagraph"/>
+        <w:numPr>
+          <w:ilvl w:val="1"/>
+          <w:numId w:val="84"/>
+        </w:numPr>
+        <w:spacing w:after="200" w:line="276" w:lineRule="auto"/>
+        <w:rPr>
+          <w:rFonts w:cs="Segoe UI"/>
+        </w:rPr>
+      </w:pPr>
+      <w:r>
+        <w:rPr>
+          <w:rFonts w:cs="Segoe UI"/>
+        </w:rPr>
+        <w:t xml:space="preserve">Distribution: </w:t>
+      </w:r>
+      <w:r>
+        <w:rPr>
+          <w:rFonts w:cs="Segoe UI"/>
+        </w:rPr>
+        <w:t xml:space="preserve">Completely </w:t>
+      </w:r>
+      <w:r>
+        <w:rPr>
+          <w:rFonts w:cs="Segoe UI"/>
+        </w:rPr>
+        <w:t>detached from – target (1us) not even visible in distribution range.</w:t>
+      </w:r>
+    </w:p>
+    <w:p>
+      <w:pPr>
+        <w:pStyle w:val="ListParagraph"/>
+        <w:numPr>
+          <w:ilvl w:val="1"/>
+          <w:numId w:val="84"/>
+        </w:numPr>
+        <w:spacing w:after="200" w:line="276" w:lineRule="auto"/>
+        <w:rPr>
+          <w:rFonts w:cs="Segoe UI"/>
+        </w:rPr>
+      </w:pPr>
+      <w:r>
+        <w:rPr>
+          <w:rFonts w:cs="Segoe UI"/>
+        </w:rPr>
         <w:t>Analysis:</w:t>
       </w:r>
     </w:p>
@@ -43762,6 +43996,12 @@
           <w:rFonts w:cs="Segoe UI"/>
         </w:rPr>
         <w:t>Execution governed by CPU availability</w:t>
+      </w:r>
+      <w:r>
+        <w:rPr>
+          <w:rFonts w:cs="Segoe UI"/>
+        </w:rPr>
+        <w:t>.</w:t>
       </w:r>
     </w:p>
     <w:p>
@@ -43854,7 +44094,7 @@
         <w:rPr>
           <w:rFonts w:cs="Segoe UI"/>
         </w:rPr>
-        <w:t>No meaningful timing</w:t>
+        <w:t>Observed interval ~131 us.</w:t>
       </w:r>
     </w:p>
     <w:p>
@@ -43873,7 +44113,84 @@
         <w:rPr>
           <w:rFonts w:cs="Segoe UI"/>
         </w:rPr>
-        <w:t>Output dominated by noise/scheduling</w:t>
+        <w:t>No longer follows configured period – mean error of +130971.802%</w:t>
+      </w:r>
+    </w:p>
+    <w:p>
+      <w:pPr>
+        <w:pStyle w:val="ListParagraph"/>
+        <w:numPr>
+          <w:ilvl w:val="1"/>
+          <w:numId w:val="84"/>
+        </w:numPr>
+        <w:spacing w:after="200" w:line="276" w:lineRule="auto"/>
+        <w:rPr>
+          <w:rFonts w:cs="Segoe UI"/>
+        </w:rPr>
+      </w:pPr>
+      <w:r>
+        <w:rPr>
+          <w:rFonts w:cs="Segoe UI"/>
+        </w:rPr>
+        <w:t>Jitter: std dev = 14246 ns.</w:t>
+      </w:r>
+    </w:p>
+    <w:p>
+      <w:pPr>
+        <w:pStyle w:val="ListParagraph"/>
+        <w:numPr>
+          <w:ilvl w:val="1"/>
+          <w:numId w:val="84"/>
+        </w:numPr>
+        <w:spacing w:after="200" w:line="276" w:lineRule="auto"/>
+        <w:rPr>
+          <w:rFonts w:cs="Segoe UI"/>
+        </w:rPr>
+      </w:pPr>
+      <w:r>
+        <w:rPr>
+          <w:rFonts w:cs="Segoe UI"/>
+        </w:rPr>
+        <w:t>Analysis:</w:t>
+      </w:r>
+    </w:p>
+    <w:p>
+      <w:pPr>
+        <w:pStyle w:val="ListParagraph"/>
+        <w:numPr>
+          <w:ilvl w:val="2"/>
+          <w:numId w:val="84"/>
+        </w:numPr>
+        <w:spacing w:after="200" w:line="276" w:lineRule="auto"/>
+        <w:rPr>
+          <w:rFonts w:cs="Segoe UI"/>
+        </w:rPr>
+      </w:pPr>
+      <w:r>
+        <w:rPr>
+          <w:rFonts w:cs="Segoe UI"/>
+        </w:rPr>
+        <w:lastRenderedPageBreak/>
+        <w:t>Requested period far below scheduler latency.</w:t>
+      </w:r>
+    </w:p>
+    <w:p>
+      <w:pPr>
+        <w:pStyle w:val="ListParagraph"/>
+        <w:numPr>
+          <w:ilvl w:val="2"/>
+          <w:numId w:val="84"/>
+        </w:numPr>
+        <w:spacing w:after="200" w:line="276" w:lineRule="auto"/>
+        <w:rPr>
+          <w:rFonts w:cs="Segoe UI"/>
+        </w:rPr>
+      </w:pPr>
+      <w:r>
+        <w:rPr>
+          <w:rFonts w:cs="Segoe UI"/>
+        </w:rPr>
+        <w:t>Thread cannot wake up fast enough – configured period is entirely ignored.</w:t>
       </w:r>
     </w:p>
     <w:p>
@@ -55657,7 +55974,6 @@
   <w:style w:type="character" w:default="1" w:styleId="DefaultParagraphFont">
     <w:name w:val="Default Paragraph Font"/>
     <w:uiPriority w:val="1"/>
-    <w:semiHidden/>
     <w:unhideWhenUsed/>
   </w:style>
   <w:style w:type="table" w:default="1" w:styleId="TableNormal">
